--- a/docs/Styringsværktøj.docx
+++ b/docs/Styringsværktøj.docx
@@ -1,313 +1,279 @@
 
 <file path=word/document.xml><?xml version="1.0" encoding="utf-8"?>
-<w:document xmlns:mc="http://schemas.openxmlformats.org/markup-compatibility/2006" xmlns:o="urn:schemas-microsoft-com:office:office" xmlns:r="http://schemas.openxmlformats.org/officeDocument/2006/relationships" xmlns:m="http://schemas.openxmlformats.org/officeDocument/2006/math" xmlns:v="urn:schemas-microsoft-com:vml" xmlns:wp="http://schemas.openxmlformats.org/drawingml/2006/wordprocessingDrawing" xmlns:w10="urn:schemas-microsoft-com:office:word" xmlns:w="http://schemas.openxmlformats.org/wordprocessingml/2006/main" xmlns:wne="http://schemas.microsoft.com/office/word/2006/wordml" xmlns:sl="http://schemas.openxmlformats.org/schemaLibrary/2006/main" xmlns:a="http://schemas.openxmlformats.org/drawingml/2006/main" xmlns:pic="http://schemas.openxmlformats.org/drawingml/2006/picture" xmlns:c="http://schemas.openxmlformats.org/drawingml/2006/chart" xmlns:lc="http://schemas.openxmlformats.org/drawingml/2006/lockedCanvas" xmlns:dgm="http://schemas.openxmlformats.org/drawingml/2006/diagram" xmlns:wps="http://schemas.microsoft.com/office/word/2010/wordprocessingShape" xmlns:wpg="http://schemas.microsoft.com/office/word/2010/wordprocessingGroup" xmlns:w14="http://schemas.microsoft.com/office/word/2010/wordml" xmlns:w15="http://schemas.microsoft.com/office/word/2012/wordml" xmlns:w16="http://schemas.microsoft.com/office/word/2018/wordml" xmlns:w16cex="http://schemas.microsoft.com/office/word/2018/wordml/cex" xmlns:w16cid="http://schemas.microsoft.com/office/word/2016/wordml/cid" xmlns="http://schemas.microsoft.com/office/tasks/2019/documenttasks" xmlns:cr="http://schemas.microsoft.com/office/comments/2020/reactions">
+<w:document xmlns:wpc="http://schemas.microsoft.com/office/word/2010/wordprocessingCanvas" xmlns:cx="http://schemas.microsoft.com/office/drawing/2014/chartex" xmlns:cx1="http://schemas.microsoft.com/office/drawing/2015/9/8/chartex" xmlns:cx2="http://schemas.microsoft.com/office/drawing/2015/10/21/chartex" xmlns:cx3="http://schemas.microsoft.com/office/drawing/2016/5/9/chartex" xmlns:cx4="http://schemas.microsoft.com/office/drawing/2016/5/10/chartex" xmlns:cx5="http://schemas.microsoft.com/office/drawing/2016/5/11/chartex" xmlns:cx6="http://schemas.microsoft.com/office/drawing/2016/5/12/chartex" xmlns:cx7="http://schemas.microsoft.com/office/drawing/2016/5/13/chartex" xmlns:cx8="http://schemas.microsoft.com/office/drawing/2016/5/14/chartex" xmlns:mc="http://schemas.openxmlformats.org/markup-compatibility/2006" xmlns:aink="http://schemas.microsoft.com/office/drawing/2016/ink" xmlns:am3d="http://schemas.microsoft.com/office/drawing/2017/model3d" xmlns:o="urn:schemas-microsoft-com:office:office" xmlns:oel="http://schemas.microsoft.com/office/2019/extlst" xmlns:r="http://schemas.openxmlformats.org/officeDocument/2006/relationships" xmlns:m="http://schemas.openxmlformats.org/officeDocument/2006/math" xmlns:v="urn:schemas-microsoft-com:vml" xmlns:wp14="http://schemas.microsoft.com/office/word/2010/wordprocessingDrawing" xmlns:wp="http://schemas.openxmlformats.org/drawingml/2006/wordprocessingDrawing" xmlns:w10="urn:schemas-microsoft-com:office:word" xmlns:w="http://schemas.openxmlformats.org/wordprocessingml/2006/main" xmlns:w14="http://schemas.microsoft.com/office/word/2010/wordml" xmlns:w15="http://schemas.microsoft.com/office/word/2012/wordml" xmlns:w16cex="http://schemas.microsoft.com/office/word/2018/wordml/cex" xmlns:w16cid="http://schemas.microsoft.com/office/word/2016/wordml/cid" xmlns:w16="http://schemas.microsoft.com/office/word/2018/wordml" xmlns:w16du="http://schemas.microsoft.com/office/word/2023/wordml/word16du" xmlns:w16sdtdh="http://schemas.microsoft.com/office/word/2020/wordml/sdtdatahash" xmlns:w16sdtfl="http://schemas.microsoft.com/office/word/2024/wordml/sdtformatlock" xmlns:w16se="http://schemas.microsoft.com/office/word/2015/wordml/symex" xmlns:wpg="http://schemas.microsoft.com/office/word/2010/wordprocessingGroup" xmlns:wpi="http://schemas.microsoft.com/office/word/2010/wordprocessingInk" xmlns:wne="http://schemas.microsoft.com/office/word/2006/wordml" xmlns:wps="http://schemas.microsoft.com/office/word/2010/wordprocessingShape" mc:Ignorable="w14 w15 w16se w16cid w16 w16cex w16sdtdh w16sdtfl w16du wp14">
   <w:body>
     <w:p>
       <w:pPr>
         <w:pStyle w:val="Heading1"/>
-        <w:spacing w:after="220" w:before="220" w:line="342.85714285714283" w:lineRule="auto"/>
-        <w:rPr>
-          <w:rFonts w:ascii="Times New Roman" w:cs="Times New Roman" w:eastAsia="Times New Roman" w:hAnsi="Times New Roman"/>
+        <w:spacing w:before="220" w:after="220" w:line="342" w:lineRule="auto"/>
+        <w:rPr>
+          <w:rFonts w:ascii="Times New Roman" w:eastAsia="Times New Roman" w:hAnsi="Times New Roman" w:cs="Times New Roman"/>
         </w:rPr>
       </w:pPr>
-      <w:bookmarkStart w:colFirst="0" w:colLast="0" w:name="_hxkbzi6g24n" w:id="0"/>
+      <w:bookmarkStart w:id="0" w:name="_hxkbzi6g24n" w:colFirst="0" w:colLast="0"/>
       <w:bookmarkEnd w:id="0"/>
       <w:r>
         <w:rPr>
-          <w:rFonts w:ascii="Times New Roman" w:cs="Times New Roman" w:eastAsia="Times New Roman" w:hAnsi="Times New Roman"/>
-          <w:rtl w:val="0"/>
-        </w:rPr>
-        <w:t xml:space="preserve">Styringsværktøj</w:t>
+          <w:rFonts w:ascii="Times New Roman" w:eastAsia="Times New Roman" w:hAnsi="Times New Roman" w:cs="Times New Roman"/>
+        </w:rPr>
+        <w:t>Styringsværktøj</w:t>
       </w:r>
     </w:p>
     <w:p>
       <w:pPr>
-        <w:spacing w:after="220" w:before="220" w:line="342.85714285714283" w:lineRule="auto"/>
-        <w:rPr>
-          <w:rFonts w:ascii="Times New Roman" w:cs="Times New Roman" w:eastAsia="Times New Roman" w:hAnsi="Times New Roman"/>
+        <w:spacing w:before="220" w:after="220" w:line="342" w:lineRule="auto"/>
+        <w:rPr>
+          <w:rFonts w:ascii="Times New Roman" w:eastAsia="Times New Roman" w:hAnsi="Times New Roman" w:cs="Times New Roman"/>
           <w:sz w:val="24"/>
           <w:szCs w:val="24"/>
         </w:rPr>
       </w:pPr>
       <w:r>
         <w:rPr>
-          <w:rFonts w:ascii="Times New Roman" w:cs="Times New Roman" w:eastAsia="Times New Roman" w:hAnsi="Times New Roman"/>
-          <w:sz w:val="24"/>
-          <w:szCs w:val="24"/>
-          <w:rtl w:val="0"/>
+          <w:rFonts w:ascii="Times New Roman" w:eastAsia="Times New Roman" w:hAnsi="Times New Roman" w:cs="Times New Roman"/>
+          <w:sz w:val="24"/>
+          <w:szCs w:val="24"/>
         </w:rPr>
         <w:t xml:space="preserve">I projektet har vi anvendt GitHub Projects som styringsværktøj til at strukturere og koordinere udviklingen af hjemmesiden. Projektet er organiseret som et Kanban-board med kolonnerne </w:t>
       </w:r>
       <w:r>
         <w:rPr>
-          <w:rFonts w:ascii="Times New Roman" w:cs="Times New Roman" w:eastAsia="Times New Roman" w:hAnsi="Times New Roman"/>
-          <w:i w:val="1"/>
-          <w:iCs w:val="1"/>
-          <w:sz w:val="24"/>
-          <w:szCs w:val="24"/>
-          <w:rtl w:val="0"/>
-        </w:rPr>
-        <w:t xml:space="preserve">Backlog</w:t>
-      </w:r>
-      <w:r>
-        <w:rPr>
-          <w:rFonts w:ascii="Times New Roman" w:cs="Times New Roman" w:eastAsia="Times New Roman" w:hAnsi="Times New Roman"/>
-          <w:sz w:val="24"/>
-          <w:szCs w:val="24"/>
-          <w:rtl w:val="0"/>
+          <w:rFonts w:ascii="Times New Roman" w:eastAsia="Times New Roman" w:hAnsi="Times New Roman" w:cs="Times New Roman"/>
+          <w:i/>
+          <w:iCs/>
+          <w:sz w:val="24"/>
+          <w:szCs w:val="24"/>
+        </w:rPr>
+        <w:t>Backlog</w:t>
+      </w:r>
+      <w:r>
+        <w:rPr>
+          <w:rFonts w:ascii="Times New Roman" w:eastAsia="Times New Roman" w:hAnsi="Times New Roman" w:cs="Times New Roman"/>
+          <w:sz w:val="24"/>
+          <w:szCs w:val="24"/>
         </w:rPr>
         <w:t xml:space="preserve">, </w:t>
       </w:r>
       <w:r>
         <w:rPr>
-          <w:rFonts w:ascii="Times New Roman" w:cs="Times New Roman" w:eastAsia="Times New Roman" w:hAnsi="Times New Roman"/>
-          <w:i w:val="1"/>
-          <w:iCs w:val="1"/>
-          <w:sz w:val="24"/>
-          <w:szCs w:val="24"/>
-          <w:rtl w:val="0"/>
-        </w:rPr>
-        <w:t xml:space="preserve">Ready</w:t>
-      </w:r>
-      <w:r>
-        <w:rPr>
-          <w:rFonts w:ascii="Times New Roman" w:cs="Times New Roman" w:eastAsia="Times New Roman" w:hAnsi="Times New Roman"/>
-          <w:sz w:val="24"/>
-          <w:szCs w:val="24"/>
-          <w:rtl w:val="0"/>
+          <w:rFonts w:ascii="Times New Roman" w:eastAsia="Times New Roman" w:hAnsi="Times New Roman" w:cs="Times New Roman"/>
+          <w:i/>
+          <w:iCs/>
+          <w:sz w:val="24"/>
+          <w:szCs w:val="24"/>
+        </w:rPr>
+        <w:t>Ready</w:t>
+      </w:r>
+      <w:r>
+        <w:rPr>
+          <w:rFonts w:ascii="Times New Roman" w:eastAsia="Times New Roman" w:hAnsi="Times New Roman" w:cs="Times New Roman"/>
+          <w:sz w:val="24"/>
+          <w:szCs w:val="24"/>
         </w:rPr>
         <w:t xml:space="preserve">, </w:t>
       </w:r>
       <w:r>
         <w:rPr>
-          <w:rFonts w:ascii="Times New Roman" w:cs="Times New Roman" w:eastAsia="Times New Roman" w:hAnsi="Times New Roman"/>
-          <w:i w:val="1"/>
-          <w:iCs w:val="1"/>
-          <w:sz w:val="24"/>
-          <w:szCs w:val="24"/>
-          <w:rtl w:val="0"/>
-        </w:rPr>
-        <w:t xml:space="preserve">In progress</w:t>
-      </w:r>
-      <w:r>
-        <w:rPr>
-          <w:rFonts w:ascii="Times New Roman" w:cs="Times New Roman" w:eastAsia="Times New Roman" w:hAnsi="Times New Roman"/>
-          <w:sz w:val="24"/>
-          <w:szCs w:val="24"/>
-          <w:rtl w:val="0"/>
+          <w:rFonts w:ascii="Times New Roman" w:eastAsia="Times New Roman" w:hAnsi="Times New Roman" w:cs="Times New Roman"/>
+          <w:i/>
+          <w:iCs/>
+          <w:sz w:val="24"/>
+          <w:szCs w:val="24"/>
+        </w:rPr>
+        <w:t>In progress</w:t>
+      </w:r>
+      <w:r>
+        <w:rPr>
+          <w:rFonts w:ascii="Times New Roman" w:eastAsia="Times New Roman" w:hAnsi="Times New Roman" w:cs="Times New Roman"/>
+          <w:sz w:val="24"/>
+          <w:szCs w:val="24"/>
         </w:rPr>
         <w:t xml:space="preserve">, </w:t>
       </w:r>
       <w:r>
         <w:rPr>
-          <w:rFonts w:ascii="Times New Roman" w:cs="Times New Roman" w:eastAsia="Times New Roman" w:hAnsi="Times New Roman"/>
-          <w:i w:val="1"/>
-          <w:iCs w:val="1"/>
-          <w:sz w:val="24"/>
-          <w:szCs w:val="24"/>
-          <w:rtl w:val="0"/>
-        </w:rPr>
-        <w:t xml:space="preserve">In review</w:t>
-      </w:r>
-      <w:r>
-        <w:rPr>
-          <w:rFonts w:ascii="Times New Roman" w:cs="Times New Roman" w:eastAsia="Times New Roman" w:hAnsi="Times New Roman"/>
-          <w:sz w:val="24"/>
-          <w:szCs w:val="24"/>
-          <w:rtl w:val="0"/>
+          <w:rFonts w:ascii="Times New Roman" w:eastAsia="Times New Roman" w:hAnsi="Times New Roman" w:cs="Times New Roman"/>
+          <w:i/>
+          <w:iCs/>
+          <w:sz w:val="24"/>
+          <w:szCs w:val="24"/>
+        </w:rPr>
+        <w:t>In review</w:t>
+      </w:r>
+      <w:r>
+        <w:rPr>
+          <w:rFonts w:ascii="Times New Roman" w:eastAsia="Times New Roman" w:hAnsi="Times New Roman" w:cs="Times New Roman"/>
+          <w:sz w:val="24"/>
+          <w:szCs w:val="24"/>
         </w:rPr>
         <w:t xml:space="preserve"> og </w:t>
       </w:r>
       <w:r>
         <w:rPr>
-          <w:rFonts w:ascii="Times New Roman" w:cs="Times New Roman" w:eastAsia="Times New Roman" w:hAnsi="Times New Roman"/>
-          <w:i w:val="1"/>
-          <w:iCs w:val="1"/>
-          <w:sz w:val="24"/>
-          <w:szCs w:val="24"/>
-          <w:rtl w:val="0"/>
-        </w:rPr>
-        <w:t xml:space="preserve">Done</w:t>
-      </w:r>
-      <w:r>
-        <w:rPr>
-          <w:rFonts w:ascii="Times New Roman" w:cs="Times New Roman" w:eastAsia="Times New Roman" w:hAnsi="Times New Roman"/>
-          <w:sz w:val="24"/>
-          <w:szCs w:val="24"/>
-          <w:rtl w:val="0"/>
-        </w:rPr>
-        <w:t xml:space="preserve">, hvilket giver et løbende overblik over opgavernes status.</w:t>
+          <w:rFonts w:ascii="Times New Roman" w:eastAsia="Times New Roman" w:hAnsi="Times New Roman" w:cs="Times New Roman"/>
+          <w:i/>
+          <w:iCs/>
+          <w:sz w:val="24"/>
+          <w:szCs w:val="24"/>
+        </w:rPr>
+        <w:t>Done</w:t>
+      </w:r>
+      <w:r>
+        <w:rPr>
+          <w:rFonts w:ascii="Times New Roman" w:eastAsia="Times New Roman" w:hAnsi="Times New Roman" w:cs="Times New Roman"/>
+          <w:sz w:val="24"/>
+          <w:szCs w:val="24"/>
+        </w:rPr>
+        <w:t>, hvilket giver et løbende overblik over opgavernes status.</w:t>
       </w:r>
     </w:p>
     <w:p>
       <w:pPr>
-        <w:spacing w:after="220" w:before="220" w:line="342.85714285714283" w:lineRule="auto"/>
-        <w:rPr>
-          <w:rFonts w:ascii="Times New Roman" w:cs="Times New Roman" w:eastAsia="Times New Roman" w:hAnsi="Times New Roman"/>
+        <w:spacing w:before="220" w:after="220" w:line="342" w:lineRule="auto"/>
+        <w:rPr>
+          <w:rFonts w:ascii="Times New Roman" w:eastAsia="Times New Roman" w:hAnsi="Times New Roman" w:cs="Times New Roman"/>
           <w:sz w:val="24"/>
           <w:szCs w:val="24"/>
         </w:rPr>
       </w:pPr>
       <w:r>
         <w:rPr>
-          <w:rFonts w:ascii="Times New Roman" w:cs="Times New Roman" w:eastAsia="Times New Roman" w:hAnsi="Times New Roman"/>
-          <w:sz w:val="24"/>
-          <w:szCs w:val="24"/>
-          <w:rtl w:val="0"/>
+          <w:rFonts w:ascii="Times New Roman" w:eastAsia="Times New Roman" w:hAnsi="Times New Roman" w:cs="Times New Roman"/>
+          <w:sz w:val="24"/>
+          <w:szCs w:val="24"/>
         </w:rPr>
         <w:t xml:space="preserve">Opgaverne er først placeret i </w:t>
       </w:r>
       <w:r>
         <w:rPr>
-          <w:rFonts w:ascii="Times New Roman" w:cs="Times New Roman" w:eastAsia="Times New Roman" w:hAnsi="Times New Roman"/>
-          <w:i w:val="1"/>
-          <w:iCs w:val="1"/>
-          <w:sz w:val="24"/>
-          <w:szCs w:val="24"/>
-          <w:rtl w:val="0"/>
-        </w:rPr>
-        <w:t xml:space="preserve">Backlog</w:t>
-      </w:r>
-      <w:r>
-        <w:rPr>
-          <w:rFonts w:ascii="Times New Roman" w:cs="Times New Roman" w:eastAsia="Times New Roman" w:hAnsi="Times New Roman"/>
-          <w:sz w:val="24"/>
-          <w:szCs w:val="24"/>
-          <w:rtl w:val="0"/>
+          <w:rFonts w:ascii="Times New Roman" w:eastAsia="Times New Roman" w:hAnsi="Times New Roman" w:cs="Times New Roman"/>
+          <w:i/>
+          <w:iCs/>
+          <w:sz w:val="24"/>
+          <w:szCs w:val="24"/>
+        </w:rPr>
+        <w:t>Backlog</w:t>
+      </w:r>
+      <w:r>
+        <w:rPr>
+          <w:rFonts w:ascii="Times New Roman" w:eastAsia="Times New Roman" w:hAnsi="Times New Roman" w:cs="Times New Roman"/>
+          <w:sz w:val="24"/>
+          <w:szCs w:val="24"/>
         </w:rPr>
         <w:t xml:space="preserve">, hvorefter de prioriteres og flyttes til </w:t>
       </w:r>
       <w:r>
         <w:rPr>
-          <w:rFonts w:ascii="Times New Roman" w:cs="Times New Roman" w:eastAsia="Times New Roman" w:hAnsi="Times New Roman"/>
-          <w:i w:val="1"/>
-          <w:iCs w:val="1"/>
-          <w:sz w:val="24"/>
-          <w:szCs w:val="24"/>
-          <w:rtl w:val="0"/>
-        </w:rPr>
-        <w:t xml:space="preserve">Ready</w:t>
-      </w:r>
-      <w:r>
-        <w:rPr>
-          <w:rFonts w:ascii="Times New Roman" w:cs="Times New Roman" w:eastAsia="Times New Roman" w:hAnsi="Times New Roman"/>
-          <w:sz w:val="24"/>
-          <w:szCs w:val="24"/>
-          <w:rtl w:val="0"/>
+          <w:rFonts w:ascii="Times New Roman" w:eastAsia="Times New Roman" w:hAnsi="Times New Roman" w:cs="Times New Roman"/>
+          <w:i/>
+          <w:iCs/>
+          <w:sz w:val="24"/>
+          <w:szCs w:val="24"/>
+        </w:rPr>
+        <w:t>Ready</w:t>
+      </w:r>
+      <w:r>
+        <w:rPr>
+          <w:rFonts w:ascii="Times New Roman" w:eastAsia="Times New Roman" w:hAnsi="Times New Roman" w:cs="Times New Roman"/>
+          <w:sz w:val="24"/>
+          <w:szCs w:val="24"/>
         </w:rPr>
         <w:t xml:space="preserve">, når de er klar til at blive påbegyndt. Under udviklingen arbejdes der aktivt med opgaver i </w:t>
       </w:r>
       <w:r>
         <w:rPr>
-          <w:rFonts w:ascii="Times New Roman" w:cs="Times New Roman" w:eastAsia="Times New Roman" w:hAnsi="Times New Roman"/>
-          <w:i w:val="1"/>
-          <w:iCs w:val="1"/>
-          <w:sz w:val="24"/>
-          <w:szCs w:val="24"/>
-          <w:rtl w:val="0"/>
-        </w:rPr>
-        <w:t xml:space="preserve">In progress</w:t>
-      </w:r>
-      <w:r>
-        <w:rPr>
-          <w:rFonts w:ascii="Times New Roman" w:cs="Times New Roman" w:eastAsia="Times New Roman" w:hAnsi="Times New Roman"/>
-          <w:sz w:val="24"/>
-          <w:szCs w:val="24"/>
-          <w:rtl w:val="0"/>
+          <w:rFonts w:ascii="Times New Roman" w:eastAsia="Times New Roman" w:hAnsi="Times New Roman" w:cs="Times New Roman"/>
+          <w:i/>
+          <w:iCs/>
+          <w:sz w:val="24"/>
+          <w:szCs w:val="24"/>
+        </w:rPr>
+        <w:t>In progress</w:t>
+      </w:r>
+      <w:r>
+        <w:rPr>
+          <w:rFonts w:ascii="Times New Roman" w:eastAsia="Times New Roman" w:hAnsi="Times New Roman" w:cs="Times New Roman"/>
+          <w:sz w:val="24"/>
+          <w:szCs w:val="24"/>
         </w:rPr>
         <w:t xml:space="preserve">, mens færdige opgaver gennemgår en kvalitetssikring i </w:t>
       </w:r>
       <w:r>
         <w:rPr>
-          <w:rFonts w:ascii="Times New Roman" w:cs="Times New Roman" w:eastAsia="Times New Roman" w:hAnsi="Times New Roman"/>
-          <w:i w:val="1"/>
-          <w:iCs w:val="1"/>
-          <w:sz w:val="24"/>
-          <w:szCs w:val="24"/>
-          <w:rtl w:val="0"/>
-        </w:rPr>
-        <w:t xml:space="preserve">In review</w:t>
-      </w:r>
-      <w:r>
-        <w:rPr>
-          <w:rFonts w:ascii="Times New Roman" w:cs="Times New Roman" w:eastAsia="Times New Roman" w:hAnsi="Times New Roman"/>
-          <w:sz w:val="24"/>
-          <w:szCs w:val="24"/>
-          <w:rtl w:val="0"/>
+          <w:rFonts w:ascii="Times New Roman" w:eastAsia="Times New Roman" w:hAnsi="Times New Roman" w:cs="Times New Roman"/>
+          <w:i/>
+          <w:iCs/>
+          <w:sz w:val="24"/>
+          <w:szCs w:val="24"/>
+        </w:rPr>
+        <w:t>In review</w:t>
+      </w:r>
+      <w:r>
+        <w:rPr>
+          <w:rFonts w:ascii="Times New Roman" w:eastAsia="Times New Roman" w:hAnsi="Times New Roman" w:cs="Times New Roman"/>
+          <w:sz w:val="24"/>
+          <w:szCs w:val="24"/>
         </w:rPr>
         <w:t xml:space="preserve">, inden de afsluttes i </w:t>
       </w:r>
       <w:r>
         <w:rPr>
-          <w:rFonts w:ascii="Times New Roman" w:cs="Times New Roman" w:eastAsia="Times New Roman" w:hAnsi="Times New Roman"/>
-          <w:i w:val="1"/>
-          <w:iCs w:val="1"/>
-          <w:sz w:val="24"/>
-          <w:szCs w:val="24"/>
-          <w:rtl w:val="0"/>
-        </w:rPr>
-        <w:t xml:space="preserve">Done</w:t>
-      </w:r>
-      <w:r>
-        <w:rPr>
-          <w:rFonts w:ascii="Times New Roman" w:cs="Times New Roman" w:eastAsia="Times New Roman" w:hAnsi="Times New Roman"/>
-          <w:sz w:val="24"/>
-          <w:szCs w:val="24"/>
-          <w:rtl w:val="0"/>
-        </w:rPr>
-        <w:t xml:space="preserve">. Denne opdeling har gjort det muligt at skabe transparens i arbejdsprocessen og tydeliggøre fremdriften i projektet. Boardet indeholder både dokumentationsopgaver (fx projektbeskrivelse, roadmap og design), tekniske opgaver (fx routing, layout og komponenter) samt refleksive opgaver som retrospective. Det sikrer, at både udvikling og projektstyring håndteres systematisk.</w:t>
+          <w:rFonts w:ascii="Times New Roman" w:eastAsia="Times New Roman" w:hAnsi="Times New Roman" w:cs="Times New Roman"/>
+          <w:i/>
+          <w:iCs/>
+          <w:sz w:val="24"/>
+          <w:szCs w:val="24"/>
+        </w:rPr>
+        <w:t>Done</w:t>
+      </w:r>
+      <w:r>
+        <w:rPr>
+          <w:rFonts w:ascii="Times New Roman" w:eastAsia="Times New Roman" w:hAnsi="Times New Roman" w:cs="Times New Roman"/>
+          <w:sz w:val="24"/>
+          <w:szCs w:val="24"/>
+        </w:rPr>
+        <w:t>. Denne opdeling har gjort det muligt at skabe transparens i arbejdsprocessen og tydeliggøre fremdriften i projektet. Boardet indeholder både dokumentationsopgaver (fx projektbeskrivelse, roadmap og design), tekniske opgaver (fx routing, layout og komponenter) samt refleksive opgaver som retrospective. Det sikrer, at både udvikling og projektstyring håndteres systematisk.</w:t>
       </w:r>
     </w:p>
     <w:p>
       <w:pPr>
-        <w:spacing w:after="220" w:before="220" w:line="342.85714285714283" w:lineRule="auto"/>
-        <w:rPr>
-          <w:rFonts w:ascii="Times New Roman" w:cs="Times New Roman" w:eastAsia="Times New Roman" w:hAnsi="Times New Roman"/>
+        <w:spacing w:before="220" w:after="220" w:line="342" w:lineRule="auto"/>
+        <w:rPr>
+          <w:rFonts w:ascii="Times New Roman" w:eastAsia="Times New Roman" w:hAnsi="Times New Roman" w:cs="Times New Roman"/>
           <w:sz w:val="24"/>
           <w:szCs w:val="24"/>
         </w:rPr>
       </w:pPr>
       <w:r>
         <w:rPr>
-          <w:rFonts w:ascii="Times New Roman" w:cs="Times New Roman" w:eastAsia="Times New Roman" w:hAnsi="Times New Roman"/>
-          <w:sz w:val="24"/>
-          <w:szCs w:val="24"/>
-          <w:rtl w:val="0"/>
-        </w:rPr>
-        <w:t xml:space="preserve">Derudover har værktøjet understøttet samarbejdet i gruppen ved at fordele opgaver mellem medlemmerne og skabe en fælles struktur for arbejdet. Samlet set har anvendelsen af GitHub Projects bidraget til en mere organiseret proces og bedre overblik over projektets fremdrift.</w:t>
+          <w:rFonts w:ascii="Times New Roman" w:eastAsia="Times New Roman" w:hAnsi="Times New Roman" w:cs="Times New Roman"/>
+          <w:sz w:val="24"/>
+          <w:szCs w:val="24"/>
+        </w:rPr>
+        <w:t>Derudover har værktøjet understøttet samarbejdet i gruppen ved at fordele opgaver mellem medlemmerne og skabe en fælles struktur for arbejdet. Samlet set har anvendelsen af GitHub Projects bidraget til en mere organiseret proces og bedre overblik over projektets fremdrift.</w:t>
       </w:r>
     </w:p>
+    <w:p/>
     <w:p>
-      <w:pPr>
-        <w:rPr/>
-      </w:pPr>
-      <w:r>
-        <w:rPr>
-          <w:rtl w:val="0"/>
-        </w:rPr>
-      </w:r>
-    </w:p>
-    <w:p>
-      <w:pPr>
-        <w:rPr/>
-      </w:pPr>
-      <w:r>
-        <w:rPr/>
+      <w:r>
+        <w:lastRenderedPageBreak/>
         <w:drawing>
-          <wp:inline distB="114300" distT="114300" distL="114300" distR="114300">
-            <wp:extent cx="9034463" cy="3705724"/>
-            <wp:effectExtent b="0" l="0" r="0" t="0"/>
-            <wp:docPr id="1" name="image1.png"/>
-            <a:graphic>
+          <wp:inline distT="0" distB="0" distL="0" distR="0" wp14:anchorId="56C1595D" wp14:editId="53D0058F">
+            <wp:extent cx="8860790" cy="3126740"/>
+            <wp:effectExtent l="0" t="0" r="0" b="0"/>
+            <wp:docPr id="395029604" name="Picture 1"/>
+            <wp:cNvGraphicFramePr>
+              <a:graphicFrameLocks xmlns:a="http://schemas.openxmlformats.org/drawingml/2006/main" noChangeAspect="1"/>
+            </wp:cNvGraphicFramePr>
+            <a:graphic xmlns:a="http://schemas.openxmlformats.org/drawingml/2006/main">
               <a:graphicData uri="http://schemas.openxmlformats.org/drawingml/2006/picture">
-                <pic:pic>
+                <pic:pic xmlns:pic="http://schemas.openxmlformats.org/drawingml/2006/picture">
                   <pic:nvPicPr>
-                    <pic:cNvPr id="0" name="image1.png"/>
-                    <pic:cNvPicPr preferRelativeResize="0"/>
+                    <pic:cNvPr id="395029604" name=""/>
+                    <pic:cNvPicPr/>
                   </pic:nvPicPr>
                   <pic:blipFill>
-                    <a:blip r:embed="rId6"/>
-                    <a:srcRect b="0" l="0" r="0" t="0"/>
+                    <a:blip r:embed="rId4"/>
                     <a:stretch>
                       <a:fillRect/>
                     </a:stretch>
@@ -315,10 +281,11 @@
                   <pic:spPr>
                     <a:xfrm>
                       <a:off x="0" y="0"/>
-                      <a:ext cx="9034463" cy="3705724"/>
+                      <a:ext cx="8860790" cy="3126740"/>
                     </a:xfrm>
-                    <a:prstGeom prst="rect"/>
-                    <a:ln/>
+                    <a:prstGeom prst="rect">
+                      <a:avLst/>
+                    </a:prstGeom>
                   </pic:spPr>
                 </pic:pic>
               </a:graphicData>
@@ -326,34 +293,26 @@
           </wp:inline>
         </w:drawing>
       </w:r>
-      <w:r>
-        <w:rPr>
-          <w:rtl w:val="0"/>
-        </w:rPr>
-      </w:r>
     </w:p>
     <w:sectPr>
-      <w:pgSz w:h="11909" w:w="16834" w:orient="landscape"/>
-      <w:pgMar w:bottom="1440" w:top="1440" w:left="1440" w:right="1440" w:header="720" w:footer="720"/>
+      <w:pgSz w:w="16834" w:h="11909" w:orient="landscape"/>
+      <w:pgMar w:top="1440" w:right="1440" w:bottom="1440" w:left="1440" w:header="720" w:footer="720" w:gutter="0"/>
       <w:pgNumType w:start="1"/>
+      <w:cols w:space="720"/>
     </w:sectPr>
   </w:body>
 </w:document>
 </file>
 
-<file path=word/numbering.xml><?xml version="1.0" encoding="utf-8"?>
-<w:numbering xmlns:mc="http://schemas.openxmlformats.org/markup-compatibility/2006" xmlns:o="urn:schemas-microsoft-com:office:office" xmlns:r="http://schemas.openxmlformats.org/officeDocument/2006/relationships" xmlns:m="http://schemas.openxmlformats.org/officeDocument/2006/math" xmlns:v="urn:schemas-microsoft-com:vml" xmlns:wp="http://schemas.openxmlformats.org/drawingml/2006/wordprocessingDrawing" xmlns:w10="urn:schemas-microsoft-com:office:word" xmlns:w="http://schemas.openxmlformats.org/wordprocessingml/2006/main" xmlns:wne="http://schemas.microsoft.com/office/word/2006/wordml" xmlns:sl="http://schemas.openxmlformats.org/schemaLibrary/2006/main" xmlns:a="http://schemas.openxmlformats.org/drawingml/2006/main" xmlns:pic="http://schemas.openxmlformats.org/drawingml/2006/picture" xmlns:c="http://schemas.openxmlformats.org/drawingml/2006/chart" xmlns:lc="http://schemas.openxmlformats.org/drawingml/2006/lockedCanvas" xmlns:dgm="http://schemas.openxmlformats.org/drawingml/2006/diagram" xmlns:wps="http://schemas.microsoft.com/office/word/2010/wordprocessingShape" xmlns:wpg="http://schemas.microsoft.com/office/word/2010/wordprocessingGroup" xmlns:w14="http://schemas.microsoft.com/office/word/2010/wordml" xmlns:w15="http://schemas.microsoft.com/office/word/2012/wordml" xmlns:w16="http://schemas.microsoft.com/office/word/2018/wordml" xmlns:w16cex="http://schemas.microsoft.com/office/word/2018/wordml/cex" xmlns:w16cid="http://schemas.microsoft.com/office/word/2016/wordml/cid" xmlns="http://schemas.microsoft.com/office/tasks/2019/documenttasks" xmlns:cr="http://schemas.microsoft.com/office/comments/2020/reactions"/>
-</file>
-
 <file path=word/styles.xml><?xml version="1.0" encoding="utf-8"?>
-<w:styles xmlns:mc="http://schemas.openxmlformats.org/markup-compatibility/2006" xmlns:o="urn:schemas-microsoft-com:office:office" xmlns:r="http://schemas.openxmlformats.org/officeDocument/2006/relationships" xmlns:m="http://schemas.openxmlformats.org/officeDocument/2006/math" xmlns:v="urn:schemas-microsoft-com:vml" xmlns:wp="http://schemas.openxmlformats.org/drawingml/2006/wordprocessingDrawing" xmlns:w10="urn:schemas-microsoft-com:office:word" xmlns:w="http://schemas.openxmlformats.org/wordprocessingml/2006/main" xmlns:wne="http://schemas.microsoft.com/office/word/2006/wordml" xmlns:sl="http://schemas.openxmlformats.org/schemaLibrary/2006/main" xmlns:a="http://schemas.openxmlformats.org/drawingml/2006/main" xmlns:pic="http://schemas.openxmlformats.org/drawingml/2006/picture" xmlns:c="http://schemas.openxmlformats.org/drawingml/2006/chart" xmlns:lc="http://schemas.openxmlformats.org/drawingml/2006/lockedCanvas" xmlns:dgm="http://schemas.openxmlformats.org/drawingml/2006/diagram" xmlns:wps="http://schemas.microsoft.com/office/word/2010/wordprocessingShape" xmlns:wpg="http://schemas.microsoft.com/office/word/2010/wordprocessingGroup" xmlns:w14="http://schemas.microsoft.com/office/word/2010/wordml" xmlns:w15="http://schemas.microsoft.com/office/word/2012/wordml" xmlns:w16="http://schemas.microsoft.com/office/word/2018/wordml" xmlns:w16cex="http://schemas.microsoft.com/office/word/2018/wordml/cex" xmlns:w16cid="http://schemas.microsoft.com/office/word/2016/wordml/cid" xmlns="http://schemas.microsoft.com/office/tasks/2019/documenttasks" xmlns:cr="http://schemas.microsoft.com/office/comments/2020/reactions">
+<w:styles xmlns:mc="http://schemas.openxmlformats.org/markup-compatibility/2006" xmlns:r="http://schemas.openxmlformats.org/officeDocument/2006/relationships" xmlns:w="http://schemas.openxmlformats.org/wordprocessingml/2006/main" xmlns:w14="http://schemas.microsoft.com/office/word/2010/wordml" xmlns:w15="http://schemas.microsoft.com/office/word/2012/wordml" xmlns:w16cex="http://schemas.microsoft.com/office/word/2018/wordml/cex" xmlns:w16cid="http://schemas.microsoft.com/office/word/2016/wordml/cid" xmlns:w16="http://schemas.microsoft.com/office/word/2018/wordml" xmlns:w16du="http://schemas.microsoft.com/office/word/2023/wordml/word16du" xmlns:w16sdtdh="http://schemas.microsoft.com/office/word/2020/wordml/sdtdatahash" xmlns:w16sdtfl="http://schemas.microsoft.com/office/word/2024/wordml/sdtformatlock" xmlns:w16se="http://schemas.microsoft.com/office/word/2015/wordml/symex" mc:Ignorable="w14 w15 w16se w16cid w16 w16cex w16sdtdh w16sdtfl w16du">
   <w:docDefaults>
     <w:rPrDefault>
       <w:rPr>
-        <w:rFonts w:ascii="Arial" w:cs="Arial" w:eastAsia="Arial" w:hAnsi="Arial"/>
+        <w:rFonts w:ascii="Arial" w:eastAsia="Arial" w:hAnsi="Arial" w:cs="Arial"/>
         <w:sz w:val="22"/>
         <w:szCs w:val="22"/>
-        <w:lang w:val="da"/>
+        <w:lang w:val="da" w:eastAsia="en-DK" w:bidi="ar-SA"/>
       </w:rPr>
     </w:rPrDefault>
     <w:pPrDefault>
@@ -362,29 +321,399 @@
       </w:pPr>
     </w:pPrDefault>
   </w:docDefaults>
-  <w:style w:type="table" w:styleId="TableNormal" w:default="1">
-    <w:name w:val="TableNormal"/>
-    <w:tblPr>
-      <w:tblCellMar>
-        <w:top w:w="100.0" w:type="dxa"/>
-        <w:left w:w="100.0" w:type="dxa"/>
-        <w:bottom w:w="100.0" w:type="dxa"/>
-        <w:right w:w="100.0" w:type="dxa"/>
-      </w:tblCellMar>
-    </w:tblPr>
-  </w:style>
-  <w:style w:type="paragraph" w:styleId="Normal" w:default="1">
-    <w:name w:val="normal"/>
+  <w:latentStyles w:defLockedState="0" w:defUIPriority="99" w:defSemiHidden="0" w:defUnhideWhenUsed="0" w:defQFormat="0" w:count="376">
+    <w:lsdException w:name="Normal" w:uiPriority="0" w:qFormat="1"/>
+    <w:lsdException w:name="heading 1" w:uiPriority="9" w:qFormat="1"/>
+    <w:lsdException w:name="heading 2" w:semiHidden="1" w:uiPriority="9" w:unhideWhenUsed="1" w:qFormat="1"/>
+    <w:lsdException w:name="heading 3" w:semiHidden="1" w:uiPriority="9" w:unhideWhenUsed="1" w:qFormat="1"/>
+    <w:lsdException w:name="heading 4" w:semiHidden="1" w:uiPriority="9" w:unhideWhenUsed="1" w:qFormat="1"/>
+    <w:lsdException w:name="heading 5" w:semiHidden="1" w:uiPriority="9" w:unhideWhenUsed="1" w:qFormat="1"/>
+    <w:lsdException w:name="heading 6" w:semiHidden="1" w:uiPriority="9" w:unhideWhenUsed="1" w:qFormat="1"/>
+    <w:lsdException w:name="heading 7" w:semiHidden="1" w:uiPriority="9" w:unhideWhenUsed="1" w:qFormat="1"/>
+    <w:lsdException w:name="heading 8" w:semiHidden="1" w:uiPriority="9" w:unhideWhenUsed="1" w:qFormat="1"/>
+    <w:lsdException w:name="heading 9" w:semiHidden="1" w:uiPriority="9" w:unhideWhenUsed="1" w:qFormat="1"/>
+    <w:lsdException w:name="index 1" w:semiHidden="1" w:unhideWhenUsed="1"/>
+    <w:lsdException w:name="index 2" w:semiHidden="1" w:unhideWhenUsed="1"/>
+    <w:lsdException w:name="index 3" w:semiHidden="1" w:unhideWhenUsed="1"/>
+    <w:lsdException w:name="index 4" w:semiHidden="1" w:unhideWhenUsed="1"/>
+    <w:lsdException w:name="index 5" w:semiHidden="1" w:unhideWhenUsed="1"/>
+    <w:lsdException w:name="index 6" w:semiHidden="1" w:unhideWhenUsed="1"/>
+    <w:lsdException w:name="index 7" w:semiHidden="1" w:unhideWhenUsed="1"/>
+    <w:lsdException w:name="index 8" w:semiHidden="1" w:unhideWhenUsed="1"/>
+    <w:lsdException w:name="index 9" w:semiHidden="1" w:unhideWhenUsed="1"/>
+    <w:lsdException w:name="toc 1" w:semiHidden="1" w:uiPriority="39" w:unhideWhenUsed="1"/>
+    <w:lsdException w:name="toc 2" w:semiHidden="1" w:uiPriority="39" w:unhideWhenUsed="1"/>
+    <w:lsdException w:name="toc 3" w:semiHidden="1" w:uiPriority="39" w:unhideWhenUsed="1"/>
+    <w:lsdException w:name="toc 4" w:semiHidden="1" w:uiPriority="39" w:unhideWhenUsed="1"/>
+    <w:lsdException w:name="toc 5" w:semiHidden="1" w:uiPriority="39" w:unhideWhenUsed="1"/>
+    <w:lsdException w:name="toc 6" w:semiHidden="1" w:uiPriority="39" w:unhideWhenUsed="1"/>
+    <w:lsdException w:name="toc 7" w:semiHidden="1" w:uiPriority="39" w:unhideWhenUsed="1"/>
+    <w:lsdException w:name="toc 8" w:semiHidden="1" w:uiPriority="39" w:unhideWhenUsed="1"/>
+    <w:lsdException w:name="toc 9" w:semiHidden="1" w:uiPriority="39" w:unhideWhenUsed="1"/>
+    <w:lsdException w:name="Normal Indent" w:semiHidden="1" w:unhideWhenUsed="1"/>
+    <w:lsdException w:name="footnote text" w:semiHidden="1" w:unhideWhenUsed="1"/>
+    <w:lsdException w:name="annotation text" w:semiHidden="1" w:unhideWhenUsed="1"/>
+    <w:lsdException w:name="header" w:semiHidden="1" w:unhideWhenUsed="1"/>
+    <w:lsdException w:name="footer" w:semiHidden="1" w:unhideWhenUsed="1"/>
+    <w:lsdException w:name="index heading" w:semiHidden="1" w:unhideWhenUsed="1"/>
+    <w:lsdException w:name="caption" w:semiHidden="1" w:uiPriority="35" w:unhideWhenUsed="1" w:qFormat="1"/>
+    <w:lsdException w:name="table of figures" w:semiHidden="1" w:unhideWhenUsed="1"/>
+    <w:lsdException w:name="envelope address" w:semiHidden="1" w:unhideWhenUsed="1"/>
+    <w:lsdException w:name="envelope return" w:semiHidden="1" w:unhideWhenUsed="1"/>
+    <w:lsdException w:name="footnote reference" w:semiHidden="1" w:unhideWhenUsed="1"/>
+    <w:lsdException w:name="annotation reference" w:semiHidden="1" w:unhideWhenUsed="1"/>
+    <w:lsdException w:name="line number" w:semiHidden="1" w:unhideWhenUsed="1"/>
+    <w:lsdException w:name="page number" w:semiHidden="1" w:unhideWhenUsed="1"/>
+    <w:lsdException w:name="endnote reference" w:semiHidden="1" w:unhideWhenUsed="1"/>
+    <w:lsdException w:name="endnote text" w:semiHidden="1" w:unhideWhenUsed="1"/>
+    <w:lsdException w:name="table of authorities" w:semiHidden="1" w:unhideWhenUsed="1"/>
+    <w:lsdException w:name="macro" w:semiHidden="1" w:unhideWhenUsed="1"/>
+    <w:lsdException w:name="toa heading" w:semiHidden="1" w:unhideWhenUsed="1"/>
+    <w:lsdException w:name="List" w:semiHidden="1" w:unhideWhenUsed="1"/>
+    <w:lsdException w:name="List Bullet" w:semiHidden="1" w:unhideWhenUsed="1"/>
+    <w:lsdException w:name="List Number" w:semiHidden="1" w:unhideWhenUsed="1"/>
+    <w:lsdException w:name="List 2" w:semiHidden="1" w:unhideWhenUsed="1"/>
+    <w:lsdException w:name="List 3" w:semiHidden="1" w:unhideWhenUsed="1"/>
+    <w:lsdException w:name="List 4" w:semiHidden="1" w:unhideWhenUsed="1"/>
+    <w:lsdException w:name="List 5" w:semiHidden="1" w:unhideWhenUsed="1"/>
+    <w:lsdException w:name="List Bullet 2" w:semiHidden="1" w:unhideWhenUsed="1"/>
+    <w:lsdException w:name="List Bullet 3" w:semiHidden="1" w:unhideWhenUsed="1"/>
+    <w:lsdException w:name="List Bullet 4" w:semiHidden="1" w:unhideWhenUsed="1"/>
+    <w:lsdException w:name="List Bullet 5" w:semiHidden="1" w:unhideWhenUsed="1"/>
+    <w:lsdException w:name="List Number 2" w:semiHidden="1" w:unhideWhenUsed="1"/>
+    <w:lsdException w:name="List Number 3" w:semiHidden="1" w:unhideWhenUsed="1"/>
+    <w:lsdException w:name="List Number 4" w:semiHidden="1" w:unhideWhenUsed="1"/>
+    <w:lsdException w:name="List Number 5" w:semiHidden="1" w:unhideWhenUsed="1"/>
+    <w:lsdException w:name="Title" w:uiPriority="10" w:qFormat="1"/>
+    <w:lsdException w:name="Closing" w:semiHidden="1" w:unhideWhenUsed="1"/>
+    <w:lsdException w:name="Signature" w:semiHidden="1" w:unhideWhenUsed="1"/>
+    <w:lsdException w:name="Default Paragraph Font" w:semiHidden="1" w:uiPriority="1" w:unhideWhenUsed="1"/>
+    <w:lsdException w:name="Body Text" w:semiHidden="1" w:unhideWhenUsed="1"/>
+    <w:lsdException w:name="Body Text Indent" w:semiHidden="1" w:unhideWhenUsed="1"/>
+    <w:lsdException w:name="List Continue" w:semiHidden="1" w:unhideWhenUsed="1"/>
+    <w:lsdException w:name="List Continue 2" w:semiHidden="1" w:unhideWhenUsed="1"/>
+    <w:lsdException w:name="List Continue 3" w:semiHidden="1" w:unhideWhenUsed="1"/>
+    <w:lsdException w:name="List Continue 4" w:semiHidden="1" w:unhideWhenUsed="1"/>
+    <w:lsdException w:name="List Continue 5" w:semiHidden="1" w:unhideWhenUsed="1"/>
+    <w:lsdException w:name="Message Header" w:semiHidden="1" w:unhideWhenUsed="1"/>
+    <w:lsdException w:name="Subtitle" w:uiPriority="11" w:qFormat="1"/>
+    <w:lsdException w:name="Salutation" w:semiHidden="1" w:unhideWhenUsed="1"/>
+    <w:lsdException w:name="Date" w:semiHidden="1" w:unhideWhenUsed="1"/>
+    <w:lsdException w:name="Body Text First Indent" w:semiHidden="1" w:unhideWhenUsed="1"/>
+    <w:lsdException w:name="Body Text First Indent 2" w:semiHidden="1" w:unhideWhenUsed="1"/>
+    <w:lsdException w:name="Note Heading" w:semiHidden="1" w:unhideWhenUsed="1"/>
+    <w:lsdException w:name="Body Text 2" w:semiHidden="1" w:unhideWhenUsed="1"/>
+    <w:lsdException w:name="Body Text 3" w:semiHidden="1" w:unhideWhenUsed="1"/>
+    <w:lsdException w:name="Body Text Indent 2" w:semiHidden="1" w:unhideWhenUsed="1"/>
+    <w:lsdException w:name="Body Text Indent 3" w:semiHidden="1" w:unhideWhenUsed="1"/>
+    <w:lsdException w:name="Block Text" w:semiHidden="1" w:unhideWhenUsed="1"/>
+    <w:lsdException w:name="Hyperlink" w:semiHidden="1" w:unhideWhenUsed="1"/>
+    <w:lsdException w:name="FollowedHyperlink" w:semiHidden="1" w:unhideWhenUsed="1"/>
+    <w:lsdException w:name="Strong" w:uiPriority="22" w:qFormat="1"/>
+    <w:lsdException w:name="Emphasis" w:uiPriority="20" w:qFormat="1"/>
+    <w:lsdException w:name="Document Map" w:semiHidden="1" w:unhideWhenUsed="1"/>
+    <w:lsdException w:name="Plain Text" w:semiHidden="1" w:unhideWhenUsed="1"/>
+    <w:lsdException w:name="E-mail Signature" w:semiHidden="1" w:unhideWhenUsed="1"/>
+    <w:lsdException w:name="HTML Top of Form" w:semiHidden="1" w:unhideWhenUsed="1"/>
+    <w:lsdException w:name="HTML Bottom of Form" w:semiHidden="1" w:unhideWhenUsed="1"/>
+    <w:lsdException w:name="Normal (Web)" w:semiHidden="1" w:unhideWhenUsed="1"/>
+    <w:lsdException w:name="HTML Acronym" w:semiHidden="1" w:unhideWhenUsed="1"/>
+    <w:lsdException w:name="HTML Address" w:semiHidden="1" w:unhideWhenUsed="1"/>
+    <w:lsdException w:name="HTML Cite" w:semiHidden="1" w:unhideWhenUsed="1"/>
+    <w:lsdException w:name="HTML Code" w:semiHidden="1" w:unhideWhenUsed="1"/>
+    <w:lsdException w:name="HTML Definition" w:semiHidden="1" w:unhideWhenUsed="1"/>
+    <w:lsdException w:name="HTML Keyboard" w:semiHidden="1" w:unhideWhenUsed="1"/>
+    <w:lsdException w:name="HTML Preformatted" w:semiHidden="1" w:unhideWhenUsed="1"/>
+    <w:lsdException w:name="HTML Sample" w:semiHidden="1" w:unhideWhenUsed="1"/>
+    <w:lsdException w:name="HTML Typewriter" w:semiHidden="1" w:unhideWhenUsed="1"/>
+    <w:lsdException w:name="HTML Variable" w:semiHidden="1" w:unhideWhenUsed="1"/>
+    <w:lsdException w:name="Normal Table" w:semiHidden="1" w:unhideWhenUsed="1"/>
+    <w:lsdException w:name="annotation subject" w:semiHidden="1" w:unhideWhenUsed="1"/>
+    <w:lsdException w:name="No List" w:semiHidden="1" w:unhideWhenUsed="1"/>
+    <w:lsdException w:name="Outline List 1" w:semiHidden="1" w:unhideWhenUsed="1"/>
+    <w:lsdException w:name="Outline List 2" w:semiHidden="1" w:unhideWhenUsed="1"/>
+    <w:lsdException w:name="Outline List 3" w:semiHidden="1" w:unhideWhenUsed="1"/>
+    <w:lsdException w:name="Table Simple 1" w:semiHidden="1" w:unhideWhenUsed="1"/>
+    <w:lsdException w:name="Table Simple 2" w:semiHidden="1" w:unhideWhenUsed="1"/>
+    <w:lsdException w:name="Table Simple 3" w:semiHidden="1" w:unhideWhenUsed="1"/>
+    <w:lsdException w:name="Table Classic 1" w:semiHidden="1" w:unhideWhenUsed="1"/>
+    <w:lsdException w:name="Table Classic 2" w:semiHidden="1" w:unhideWhenUsed="1"/>
+    <w:lsdException w:name="Table Classic 3" w:semiHidden="1" w:unhideWhenUsed="1"/>
+    <w:lsdException w:name="Table Classic 4" w:semiHidden="1" w:unhideWhenUsed="1"/>
+    <w:lsdException w:name="Table Colorful 1" w:semiHidden="1" w:unhideWhenUsed="1"/>
+    <w:lsdException w:name="Table Colorful 2" w:semiHidden="1" w:unhideWhenUsed="1"/>
+    <w:lsdException w:name="Table Colorful 3" w:semiHidden="1" w:unhideWhenUsed="1"/>
+    <w:lsdException w:name="Table Columns 1" w:semiHidden="1" w:unhideWhenUsed="1"/>
+    <w:lsdException w:name="Table Columns 2" w:semiHidden="1" w:unhideWhenUsed="1"/>
+    <w:lsdException w:name="Table Columns 3" w:semiHidden="1" w:unhideWhenUsed="1"/>
+    <w:lsdException w:name="Table Columns 4" w:semiHidden="1" w:unhideWhenUsed="1"/>
+    <w:lsdException w:name="Table Columns 5" w:semiHidden="1" w:unhideWhenUsed="1"/>
+    <w:lsdException w:name="Table Grid 1" w:semiHidden="1" w:unhideWhenUsed="1"/>
+    <w:lsdException w:name="Table Grid 2" w:semiHidden="1" w:unhideWhenUsed="1"/>
+    <w:lsdException w:name="Table Grid 3" w:semiHidden="1" w:unhideWhenUsed="1"/>
+    <w:lsdException w:name="Table Grid 4" w:semiHidden="1" w:unhideWhenUsed="1"/>
+    <w:lsdException w:name="Table Grid 5" w:semiHidden="1" w:unhideWhenUsed="1"/>
+    <w:lsdException w:name="Table Grid 6" w:semiHidden="1" w:unhideWhenUsed="1"/>
+    <w:lsdException w:name="Table Grid 7" w:semiHidden="1" w:unhideWhenUsed="1"/>
+    <w:lsdException w:name="Table Grid 8" w:semiHidden="1" w:unhideWhenUsed="1"/>
+    <w:lsdException w:name="Table List 1" w:semiHidden="1" w:unhideWhenUsed="1"/>
+    <w:lsdException w:name="Table List 2" w:semiHidden="1" w:unhideWhenUsed="1"/>
+    <w:lsdException w:name="Table List 3" w:semiHidden="1" w:unhideWhenUsed="1"/>
+    <w:lsdException w:name="Table List 4" w:semiHidden="1" w:unhideWhenUsed="1"/>
+    <w:lsdException w:name="Table List 5" w:semiHidden="1" w:unhideWhenUsed="1"/>
+    <w:lsdException w:name="Table List 6" w:semiHidden="1" w:unhideWhenUsed="1"/>
+    <w:lsdException w:name="Table List 7" w:semiHidden="1" w:unhideWhenUsed="1"/>
+    <w:lsdException w:name="Table List 8" w:semiHidden="1" w:unhideWhenUsed="1"/>
+    <w:lsdException w:name="Table 3D effects 1" w:semiHidden="1" w:unhideWhenUsed="1"/>
+    <w:lsdException w:name="Table 3D effects 2" w:semiHidden="1" w:unhideWhenUsed="1"/>
+    <w:lsdException w:name="Table 3D effects 3" w:semiHidden="1" w:unhideWhenUsed="1"/>
+    <w:lsdException w:name="Table Contemporary" w:semiHidden="1" w:unhideWhenUsed="1"/>
+    <w:lsdException w:name="Table Elegant" w:semiHidden="1" w:unhideWhenUsed="1"/>
+    <w:lsdException w:name="Table Professional" w:semiHidden="1" w:unhideWhenUsed="1"/>
+    <w:lsdException w:name="Table Subtle 1" w:semiHidden="1" w:unhideWhenUsed="1"/>
+    <w:lsdException w:name="Table Subtle 2" w:semiHidden="1" w:unhideWhenUsed="1"/>
+    <w:lsdException w:name="Table Web 1" w:semiHidden="1" w:unhideWhenUsed="1"/>
+    <w:lsdException w:name="Table Web 2" w:semiHidden="1" w:unhideWhenUsed="1"/>
+    <w:lsdException w:name="Table Web 3" w:semiHidden="1" w:unhideWhenUsed="1"/>
+    <w:lsdException w:name="Balloon Text" w:semiHidden="1" w:unhideWhenUsed="1"/>
+    <w:lsdException w:name="Table Grid" w:uiPriority="39"/>
+    <w:lsdException w:name="Table Theme" w:semiHidden="1" w:unhideWhenUsed="1"/>
+    <w:lsdException w:name="Placeholder Text" w:semiHidden="1"/>
+    <w:lsdException w:name="No Spacing" w:uiPriority="1" w:qFormat="1"/>
+    <w:lsdException w:name="Light Shading" w:uiPriority="60"/>
+    <w:lsdException w:name="Light List" w:uiPriority="61"/>
+    <w:lsdException w:name="Light Grid" w:uiPriority="62"/>
+    <w:lsdException w:name="Medium Shading 1" w:uiPriority="63"/>
+    <w:lsdException w:name="Medium Shading 2" w:uiPriority="64"/>
+    <w:lsdException w:name="Medium List 1" w:uiPriority="65"/>
+    <w:lsdException w:name="Medium List 2" w:uiPriority="66"/>
+    <w:lsdException w:name="Medium Grid 1" w:uiPriority="67"/>
+    <w:lsdException w:name="Medium Grid 2" w:uiPriority="68"/>
+    <w:lsdException w:name="Medium Grid 3" w:uiPriority="69"/>
+    <w:lsdException w:name="Dark List" w:uiPriority="70"/>
+    <w:lsdException w:name="Colorful Shading" w:uiPriority="71"/>
+    <w:lsdException w:name="Colorful List" w:uiPriority="72"/>
+    <w:lsdException w:name="Colorful Grid" w:uiPriority="73"/>
+    <w:lsdException w:name="Light Shading Accent 1" w:uiPriority="60"/>
+    <w:lsdException w:name="Light List Accent 1" w:uiPriority="61"/>
+    <w:lsdException w:name="Light Grid Accent 1" w:uiPriority="62"/>
+    <w:lsdException w:name="Medium Shading 1 Accent 1" w:uiPriority="63"/>
+    <w:lsdException w:name="Medium Shading 2 Accent 1" w:uiPriority="64"/>
+    <w:lsdException w:name="Medium List 1 Accent 1" w:uiPriority="65"/>
+    <w:lsdException w:name="Revision" w:semiHidden="1"/>
+    <w:lsdException w:name="List Paragraph" w:uiPriority="34" w:qFormat="1"/>
+    <w:lsdException w:name="Quote" w:uiPriority="29" w:qFormat="1"/>
+    <w:lsdException w:name="Intense Quote" w:uiPriority="30" w:qFormat="1"/>
+    <w:lsdException w:name="Medium List 2 Accent 1" w:uiPriority="66"/>
+    <w:lsdException w:name="Medium Grid 1 Accent 1" w:uiPriority="67"/>
+    <w:lsdException w:name="Medium Grid 2 Accent 1" w:uiPriority="68"/>
+    <w:lsdException w:name="Medium Grid 3 Accent 1" w:uiPriority="69"/>
+    <w:lsdException w:name="Dark List Accent 1" w:uiPriority="70"/>
+    <w:lsdException w:name="Colorful Shading Accent 1" w:uiPriority="71"/>
+    <w:lsdException w:name="Colorful List Accent 1" w:uiPriority="72"/>
+    <w:lsdException w:name="Colorful Grid Accent 1" w:uiPriority="73"/>
+    <w:lsdException w:name="Light Shading Accent 2" w:uiPriority="60"/>
+    <w:lsdException w:name="Light List Accent 2" w:uiPriority="61"/>
+    <w:lsdException w:name="Light Grid Accent 2" w:uiPriority="62"/>
+    <w:lsdException w:name="Medium Shading 1 Accent 2" w:uiPriority="63"/>
+    <w:lsdException w:name="Medium Shading 2 Accent 2" w:uiPriority="64"/>
+    <w:lsdException w:name="Medium List 1 Accent 2" w:uiPriority="65"/>
+    <w:lsdException w:name="Medium List 2 Accent 2" w:uiPriority="66"/>
+    <w:lsdException w:name="Medium Grid 1 Accent 2" w:uiPriority="67"/>
+    <w:lsdException w:name="Medium Grid 2 Accent 2" w:uiPriority="68"/>
+    <w:lsdException w:name="Medium Grid 3 Accent 2" w:uiPriority="69"/>
+    <w:lsdException w:name="Dark List Accent 2" w:uiPriority="70"/>
+    <w:lsdException w:name="Colorful Shading Accent 2" w:uiPriority="71"/>
+    <w:lsdException w:name="Colorful List Accent 2" w:uiPriority="72"/>
+    <w:lsdException w:name="Colorful Grid Accent 2" w:uiPriority="73"/>
+    <w:lsdException w:name="Light Shading Accent 3" w:uiPriority="60"/>
+    <w:lsdException w:name="Light List Accent 3" w:uiPriority="61"/>
+    <w:lsdException w:name="Light Grid Accent 3" w:uiPriority="62"/>
+    <w:lsdException w:name="Medium Shading 1 Accent 3" w:uiPriority="63"/>
+    <w:lsdException w:name="Medium Shading 2 Accent 3" w:uiPriority="64"/>
+    <w:lsdException w:name="Medium List 1 Accent 3" w:uiPriority="65"/>
+    <w:lsdException w:name="Medium List 2 Accent 3" w:uiPriority="66"/>
+    <w:lsdException w:name="Medium Grid 1 Accent 3" w:uiPriority="67"/>
+    <w:lsdException w:name="Medium Grid 2 Accent 3" w:uiPriority="68"/>
+    <w:lsdException w:name="Medium Grid 3 Accent 3" w:uiPriority="69"/>
+    <w:lsdException w:name="Dark List Accent 3" w:uiPriority="70"/>
+    <w:lsdException w:name="Colorful Shading Accent 3" w:uiPriority="71"/>
+    <w:lsdException w:name="Colorful List Accent 3" w:uiPriority="72"/>
+    <w:lsdException w:name="Colorful Grid Accent 3" w:uiPriority="73"/>
+    <w:lsdException w:name="Light Shading Accent 4" w:uiPriority="60"/>
+    <w:lsdException w:name="Light List Accent 4" w:uiPriority="61"/>
+    <w:lsdException w:name="Light Grid Accent 4" w:uiPriority="62"/>
+    <w:lsdException w:name="Medium Shading 1 Accent 4" w:uiPriority="63"/>
+    <w:lsdException w:name="Medium Shading 2 Accent 4" w:uiPriority="64"/>
+    <w:lsdException w:name="Medium List 1 Accent 4" w:uiPriority="65"/>
+    <w:lsdException w:name="Medium List 2 Accent 4" w:uiPriority="66"/>
+    <w:lsdException w:name="Medium Grid 1 Accent 4" w:uiPriority="67"/>
+    <w:lsdException w:name="Medium Grid 2 Accent 4" w:uiPriority="68"/>
+    <w:lsdException w:name="Medium Grid 3 Accent 4" w:uiPriority="69"/>
+    <w:lsdException w:name="Dark List Accent 4" w:uiPriority="70"/>
+    <w:lsdException w:name="Colorful Shading Accent 4" w:uiPriority="71"/>
+    <w:lsdException w:name="Colorful List Accent 4" w:uiPriority="72"/>
+    <w:lsdException w:name="Colorful Grid Accent 4" w:uiPriority="73"/>
+    <w:lsdException w:name="Light Shading Accent 5" w:uiPriority="60"/>
+    <w:lsdException w:name="Light List Accent 5" w:uiPriority="61"/>
+    <w:lsdException w:name="Light Grid Accent 5" w:uiPriority="62"/>
+    <w:lsdException w:name="Medium Shading 1 Accent 5" w:uiPriority="63"/>
+    <w:lsdException w:name="Medium Shading 2 Accent 5" w:uiPriority="64"/>
+    <w:lsdException w:name="Medium List 1 Accent 5" w:uiPriority="65"/>
+    <w:lsdException w:name="Medium List 2 Accent 5" w:uiPriority="66"/>
+    <w:lsdException w:name="Medium Grid 1 Accent 5" w:uiPriority="67"/>
+    <w:lsdException w:name="Medium Grid 2 Accent 5" w:uiPriority="68"/>
+    <w:lsdException w:name="Medium Grid 3 Accent 5" w:uiPriority="69"/>
+    <w:lsdException w:name="Dark List Accent 5" w:uiPriority="70"/>
+    <w:lsdException w:name="Colorful Shading Accent 5" w:uiPriority="71"/>
+    <w:lsdException w:name="Colorful List Accent 5" w:uiPriority="72"/>
+    <w:lsdException w:name="Colorful Grid Accent 5" w:uiPriority="73"/>
+    <w:lsdException w:name="Light Shading Accent 6" w:uiPriority="60"/>
+    <w:lsdException w:name="Light List Accent 6" w:uiPriority="61"/>
+    <w:lsdException w:name="Light Grid Accent 6" w:uiPriority="62"/>
+    <w:lsdException w:name="Medium Shading 1 Accent 6" w:uiPriority="63"/>
+    <w:lsdException w:name="Medium Shading 2 Accent 6" w:uiPriority="64"/>
+    <w:lsdException w:name="Medium List 1 Accent 6" w:uiPriority="65"/>
+    <w:lsdException w:name="Medium List 2 Accent 6" w:uiPriority="66"/>
+    <w:lsdException w:name="Medium Grid 1 Accent 6" w:uiPriority="67"/>
+    <w:lsdException w:name="Medium Grid 2 Accent 6" w:uiPriority="68"/>
+    <w:lsdException w:name="Medium Grid 3 Accent 6" w:uiPriority="69"/>
+    <w:lsdException w:name="Dark List Accent 6" w:uiPriority="70"/>
+    <w:lsdException w:name="Colorful Shading Accent 6" w:uiPriority="71"/>
+    <w:lsdException w:name="Colorful List Accent 6" w:uiPriority="72"/>
+    <w:lsdException w:name="Colorful Grid Accent 6" w:uiPriority="73"/>
+    <w:lsdException w:name="Subtle Emphasis" w:uiPriority="19" w:qFormat="1"/>
+    <w:lsdException w:name="Intense Emphasis" w:uiPriority="21" w:qFormat="1"/>
+    <w:lsdException w:name="Subtle Reference" w:uiPriority="31" w:qFormat="1"/>
+    <w:lsdException w:name="Intense Reference" w:uiPriority="32" w:qFormat="1"/>
+    <w:lsdException w:name="Book Title" w:uiPriority="33" w:qFormat="1"/>
+    <w:lsdException w:name="Bibliography" w:semiHidden="1" w:uiPriority="37" w:unhideWhenUsed="1"/>
+    <w:lsdException w:name="TOC Heading" w:semiHidden="1" w:uiPriority="39" w:unhideWhenUsed="1" w:qFormat="1"/>
+    <w:lsdException w:name="Plain Table 1" w:uiPriority="41"/>
+    <w:lsdException w:name="Plain Table 2" w:uiPriority="42"/>
+    <w:lsdException w:name="Plain Table 3" w:uiPriority="43"/>
+    <w:lsdException w:name="Plain Table 4" w:uiPriority="44"/>
+    <w:lsdException w:name="Plain Table 5" w:uiPriority="45"/>
+    <w:lsdException w:name="Grid Table Light" w:uiPriority="40"/>
+    <w:lsdException w:name="Grid Table 1 Light" w:uiPriority="46"/>
+    <w:lsdException w:name="Grid Table 2" w:uiPriority="47"/>
+    <w:lsdException w:name="Grid Table 3" w:uiPriority="48"/>
+    <w:lsdException w:name="Grid Table 4" w:uiPriority="49"/>
+    <w:lsdException w:name="Grid Table 5 Dark" w:uiPriority="50"/>
+    <w:lsdException w:name="Grid Table 6 Colorful" w:uiPriority="51"/>
+    <w:lsdException w:name="Grid Table 7 Colorful" w:uiPriority="52"/>
+    <w:lsdException w:name="Grid Table 1 Light Accent 1" w:uiPriority="46"/>
+    <w:lsdException w:name="Grid Table 2 Accent 1" w:uiPriority="47"/>
+    <w:lsdException w:name="Grid Table 3 Accent 1" w:uiPriority="48"/>
+    <w:lsdException w:name="Grid Table 4 Accent 1" w:uiPriority="49"/>
+    <w:lsdException w:name="Grid Table 5 Dark Accent 1" w:uiPriority="50"/>
+    <w:lsdException w:name="Grid Table 6 Colorful Accent 1" w:uiPriority="51"/>
+    <w:lsdException w:name="Grid Table 7 Colorful Accent 1" w:uiPriority="52"/>
+    <w:lsdException w:name="Grid Table 1 Light Accent 2" w:uiPriority="46"/>
+    <w:lsdException w:name="Grid Table 2 Accent 2" w:uiPriority="47"/>
+    <w:lsdException w:name="Grid Table 3 Accent 2" w:uiPriority="48"/>
+    <w:lsdException w:name="Grid Table 4 Accent 2" w:uiPriority="49"/>
+    <w:lsdException w:name="Grid Table 5 Dark Accent 2" w:uiPriority="50"/>
+    <w:lsdException w:name="Grid Table 6 Colorful Accent 2" w:uiPriority="51"/>
+    <w:lsdException w:name="Grid Table 7 Colorful Accent 2" w:uiPriority="52"/>
+    <w:lsdException w:name="Grid Table 1 Light Accent 3" w:uiPriority="46"/>
+    <w:lsdException w:name="Grid Table 2 Accent 3" w:uiPriority="47"/>
+    <w:lsdException w:name="Grid Table 3 Accent 3" w:uiPriority="48"/>
+    <w:lsdException w:name="Grid Table 4 Accent 3" w:uiPriority="49"/>
+    <w:lsdException w:name="Grid Table 5 Dark Accent 3" w:uiPriority="50"/>
+    <w:lsdException w:name="Grid Table 6 Colorful Accent 3" w:uiPriority="51"/>
+    <w:lsdException w:name="Grid Table 7 Colorful Accent 3" w:uiPriority="52"/>
+    <w:lsdException w:name="Grid Table 1 Light Accent 4" w:uiPriority="46"/>
+    <w:lsdException w:name="Grid Table 2 Accent 4" w:uiPriority="47"/>
+    <w:lsdException w:name="Grid Table 3 Accent 4" w:uiPriority="48"/>
+    <w:lsdException w:name="Grid Table 4 Accent 4" w:uiPriority="49"/>
+    <w:lsdException w:name="Grid Table 5 Dark Accent 4" w:uiPriority="50"/>
+    <w:lsdException w:name="Grid Table 6 Colorful Accent 4" w:uiPriority="51"/>
+    <w:lsdException w:name="Grid Table 7 Colorful Accent 4" w:uiPriority="52"/>
+    <w:lsdException w:name="Grid Table 1 Light Accent 5" w:uiPriority="46"/>
+    <w:lsdException w:name="Grid Table 2 Accent 5" w:uiPriority="47"/>
+    <w:lsdException w:name="Grid Table 3 Accent 5" w:uiPriority="48"/>
+    <w:lsdException w:name="Grid Table 4 Accent 5" w:uiPriority="49"/>
+    <w:lsdException w:name="Grid Table 5 Dark Accent 5" w:uiPriority="50"/>
+    <w:lsdException w:name="Grid Table 6 Colorful Accent 5" w:uiPriority="51"/>
+    <w:lsdException w:name="Grid Table 7 Colorful Accent 5" w:uiPriority="52"/>
+    <w:lsdException w:name="Grid Table 1 Light Accent 6" w:uiPriority="46"/>
+    <w:lsdException w:name="Grid Table 2 Accent 6" w:uiPriority="47"/>
+    <w:lsdException w:name="Grid Table 3 Accent 6" w:uiPriority="48"/>
+    <w:lsdException w:name="Grid Table 4 Accent 6" w:uiPriority="49"/>
+    <w:lsdException w:name="Grid Table 5 Dark Accent 6" w:uiPriority="50"/>
+    <w:lsdException w:name="Grid Table 6 Colorful Accent 6" w:uiPriority="51"/>
+    <w:lsdException w:name="Grid Table 7 Colorful Accent 6" w:uiPriority="52"/>
+    <w:lsdException w:name="List Table 1 Light" w:uiPriority="46"/>
+    <w:lsdException w:name="List Table 2" w:uiPriority="47"/>
+    <w:lsdException w:name="List Table 3" w:uiPriority="48"/>
+    <w:lsdException w:name="List Table 4" w:uiPriority="49"/>
+    <w:lsdException w:name="List Table 5 Dark" w:uiPriority="50"/>
+    <w:lsdException w:name="List Table 6 Colorful" w:uiPriority="51"/>
+    <w:lsdException w:name="List Table 7 Colorful" w:uiPriority="52"/>
+    <w:lsdException w:name="List Table 1 Light Accent 1" w:uiPriority="46"/>
+    <w:lsdException w:name="List Table 2 Accent 1" w:uiPriority="47"/>
+    <w:lsdException w:name="List Table 3 Accent 1" w:uiPriority="48"/>
+    <w:lsdException w:name="List Table 4 Accent 1" w:uiPriority="49"/>
+    <w:lsdException w:name="List Table 5 Dark Accent 1" w:uiPriority="50"/>
+    <w:lsdException w:name="List Table 6 Colorful Accent 1" w:uiPriority="51"/>
+    <w:lsdException w:name="List Table 7 Colorful Accent 1" w:uiPriority="52"/>
+    <w:lsdException w:name="List Table 1 Light Accent 2" w:uiPriority="46"/>
+    <w:lsdException w:name="List Table 2 Accent 2" w:uiPriority="47"/>
+    <w:lsdException w:name="List Table 3 Accent 2" w:uiPriority="48"/>
+    <w:lsdException w:name="List Table 4 Accent 2" w:uiPriority="49"/>
+    <w:lsdException w:name="List Table 5 Dark Accent 2" w:uiPriority="50"/>
+    <w:lsdException w:name="List Table 6 Colorful Accent 2" w:uiPriority="51"/>
+    <w:lsdException w:name="List Table 7 Colorful Accent 2" w:uiPriority="52"/>
+    <w:lsdException w:name="List Table 1 Light Accent 3" w:uiPriority="46"/>
+    <w:lsdException w:name="List Table 2 Accent 3" w:uiPriority="47"/>
+    <w:lsdException w:name="List Table 3 Accent 3" w:uiPriority="48"/>
+    <w:lsdException w:name="List Table 4 Accent 3" w:uiPriority="49"/>
+    <w:lsdException w:name="List Table 5 Dark Accent 3" w:uiPriority="50"/>
+    <w:lsdException w:name="List Table 6 Colorful Accent 3" w:uiPriority="51"/>
+    <w:lsdException w:name="List Table 7 Colorful Accent 3" w:uiPriority="52"/>
+    <w:lsdException w:name="List Table 1 Light Accent 4" w:uiPriority="46"/>
+    <w:lsdException w:name="List Table 2 Accent 4" w:uiPriority="47"/>
+    <w:lsdException w:name="List Table 3 Accent 4" w:uiPriority="48"/>
+    <w:lsdException w:name="List Table 4 Accent 4" w:uiPriority="49"/>
+    <w:lsdException w:name="List Table 5 Dark Accent 4" w:uiPriority="50"/>
+    <w:lsdException w:name="List Table 6 Colorful Accent 4" w:uiPriority="51"/>
+    <w:lsdException w:name="List Table 7 Colorful Accent 4" w:uiPriority="52"/>
+    <w:lsdException w:name="List Table 1 Light Accent 5" w:uiPriority="46"/>
+    <w:lsdException w:name="List Table 2 Accent 5" w:uiPriority="47"/>
+    <w:lsdException w:name="List Table 3 Accent 5" w:uiPriority="48"/>
+    <w:lsdException w:name="List Table 4 Accent 5" w:uiPriority="49"/>
+    <w:lsdException w:name="List Table 5 Dark Accent 5" w:uiPriority="50"/>
+    <w:lsdException w:name="List Table 6 Colorful Accent 5" w:uiPriority="51"/>
+    <w:lsdException w:name="List Table 7 Colorful Accent 5" w:uiPriority="52"/>
+    <w:lsdException w:name="List Table 1 Light Accent 6" w:uiPriority="46"/>
+    <w:lsdException w:name="List Table 2 Accent 6" w:uiPriority="47"/>
+    <w:lsdException w:name="List Table 3 Accent 6" w:uiPriority="48"/>
+    <w:lsdException w:name="List Table 4 Accent 6" w:uiPriority="49"/>
+    <w:lsdException w:name="List Table 5 Dark Accent 6" w:uiPriority="50"/>
+    <w:lsdException w:name="List Table 6 Colorful Accent 6" w:uiPriority="51"/>
+    <w:lsdException w:name="List Table 7 Colorful Accent 6" w:uiPriority="52"/>
+    <w:lsdException w:name="Mention" w:semiHidden="1" w:unhideWhenUsed="1"/>
+    <w:lsdException w:name="Smart Hyperlink" w:semiHidden="1" w:unhideWhenUsed="1"/>
+    <w:lsdException w:name="Hashtag" w:semiHidden="1" w:unhideWhenUsed="1"/>
+    <w:lsdException w:name="Unresolved Mention" w:semiHidden="1" w:unhideWhenUsed="1"/>
+    <w:lsdException w:name="Smart Link" w:semiHidden="1" w:unhideWhenUsed="1"/>
+  </w:latentStyles>
+  <w:style w:type="paragraph" w:default="1" w:styleId="Normal">
+    <w:name w:val="Normal"/>
+    <w:qFormat/>
   </w:style>
   <w:style w:type="paragraph" w:styleId="Heading1">
     <w:name w:val="heading 1"/>
     <w:basedOn w:val="Normal"/>
     <w:next w:val="Normal"/>
+    <w:uiPriority w:val="9"/>
+    <w:qFormat/>
     <w:pPr>
-      <w:keepNext w:val="1"/>
-      <w:keepLines w:val="1"/>
-      <w:pageBreakBefore w:val="0"/>
-      <w:spacing w:after="120" w:before="400" w:lineRule="auto"/>
+      <w:keepNext/>
+      <w:keepLines/>
+      <w:spacing w:before="400" w:after="120"/>
+      <w:outlineLvl w:val="0"/>
     </w:pPr>
     <w:rPr>
       <w:sz w:val="40"/>
@@ -395,15 +724,17 @@
     <w:name w:val="heading 2"/>
     <w:basedOn w:val="Normal"/>
     <w:next w:val="Normal"/>
+    <w:uiPriority w:val="9"/>
+    <w:semiHidden/>
+    <w:unhideWhenUsed/>
+    <w:qFormat/>
     <w:pPr>
-      <w:keepNext w:val="1"/>
-      <w:keepLines w:val="1"/>
-      <w:pageBreakBefore w:val="0"/>
-      <w:spacing w:after="120" w:before="360" w:lineRule="auto"/>
+      <w:keepNext/>
+      <w:keepLines/>
+      <w:spacing w:before="360" w:after="120"/>
+      <w:outlineLvl w:val="1"/>
     </w:pPr>
     <w:rPr>
-      <w:b w:val="0"/>
-      <w:bCs w:val="0"/>
       <w:sz w:val="32"/>
       <w:szCs w:val="32"/>
     </w:rPr>
@@ -412,15 +743,17 @@
     <w:name w:val="heading 3"/>
     <w:basedOn w:val="Normal"/>
     <w:next w:val="Normal"/>
+    <w:uiPriority w:val="9"/>
+    <w:semiHidden/>
+    <w:unhideWhenUsed/>
+    <w:qFormat/>
     <w:pPr>
-      <w:keepNext w:val="1"/>
-      <w:keepLines w:val="1"/>
-      <w:pageBreakBefore w:val="0"/>
-      <w:spacing w:after="80" w:before="320" w:lineRule="auto"/>
+      <w:keepNext/>
+      <w:keepLines/>
+      <w:spacing w:before="320" w:after="80"/>
+      <w:outlineLvl w:val="2"/>
     </w:pPr>
     <w:rPr>
-      <w:b w:val="0"/>
-      <w:bCs w:val="0"/>
       <w:color w:val="434343"/>
       <w:sz w:val="28"/>
       <w:szCs w:val="28"/>
@@ -430,11 +763,15 @@
     <w:name w:val="heading 4"/>
     <w:basedOn w:val="Normal"/>
     <w:next w:val="Normal"/>
+    <w:uiPriority w:val="9"/>
+    <w:semiHidden/>
+    <w:unhideWhenUsed/>
+    <w:qFormat/>
     <w:pPr>
-      <w:keepNext w:val="1"/>
-      <w:keepLines w:val="1"/>
-      <w:pageBreakBefore w:val="0"/>
-      <w:spacing w:after="80" w:before="280" w:lineRule="auto"/>
+      <w:keepNext/>
+      <w:keepLines/>
+      <w:spacing w:before="280" w:after="80"/>
+      <w:outlineLvl w:val="3"/>
     </w:pPr>
     <w:rPr>
       <w:color w:val="666666"/>
@@ -446,45 +783,88 @@
     <w:name w:val="heading 5"/>
     <w:basedOn w:val="Normal"/>
     <w:next w:val="Normal"/>
+    <w:uiPriority w:val="9"/>
+    <w:semiHidden/>
+    <w:unhideWhenUsed/>
+    <w:qFormat/>
     <w:pPr>
-      <w:keepNext w:val="1"/>
-      <w:keepLines w:val="1"/>
-      <w:pageBreakBefore w:val="0"/>
-      <w:spacing w:after="80" w:before="240" w:lineRule="auto"/>
+      <w:keepNext/>
+      <w:keepLines/>
+      <w:spacing w:before="240" w:after="80"/>
+      <w:outlineLvl w:val="4"/>
     </w:pPr>
     <w:rPr>
       <w:color w:val="666666"/>
-      <w:sz w:val="22"/>
-      <w:szCs w:val="22"/>
     </w:rPr>
   </w:style>
   <w:style w:type="paragraph" w:styleId="Heading6">
     <w:name w:val="heading 6"/>
     <w:basedOn w:val="Normal"/>
     <w:next w:val="Normal"/>
+    <w:uiPriority w:val="9"/>
+    <w:semiHidden/>
+    <w:unhideWhenUsed/>
+    <w:qFormat/>
     <w:pPr>
-      <w:keepNext w:val="1"/>
-      <w:keepLines w:val="1"/>
-      <w:pageBreakBefore w:val="0"/>
-      <w:spacing w:after="80" w:before="240" w:lineRule="auto"/>
+      <w:keepNext/>
+      <w:keepLines/>
+      <w:spacing w:before="240" w:after="80"/>
+      <w:outlineLvl w:val="5"/>
     </w:pPr>
     <w:rPr>
-      <w:i w:val="1"/>
-      <w:iCs w:val="1"/>
+      <w:i/>
+      <w:iCs/>
       <w:color w:val="666666"/>
-      <w:sz w:val="22"/>
-      <w:szCs w:val="22"/>
     </w:rPr>
+  </w:style>
+  <w:style w:type="character" w:default="1" w:styleId="DefaultParagraphFont">
+    <w:name w:val="Default Paragraph Font"/>
+    <w:uiPriority w:val="1"/>
+    <w:semiHidden/>
+    <w:unhideWhenUsed/>
+  </w:style>
+  <w:style w:type="table" w:default="1" w:styleId="TableNormal">
+    <w:name w:val="Normal Table"/>
+    <w:uiPriority w:val="99"/>
+    <w:semiHidden/>
+    <w:unhideWhenUsed/>
+    <w:tblPr>
+      <w:tblInd w:w="0" w:type="dxa"/>
+      <w:tblCellMar>
+        <w:top w:w="0" w:type="dxa"/>
+        <w:left w:w="108" w:type="dxa"/>
+        <w:bottom w:w="0" w:type="dxa"/>
+        <w:right w:w="108" w:type="dxa"/>
+      </w:tblCellMar>
+    </w:tblPr>
+  </w:style>
+  <w:style w:type="numbering" w:default="1" w:styleId="NoList">
+    <w:name w:val="No List"/>
+    <w:uiPriority w:val="99"/>
+    <w:semiHidden/>
+    <w:unhideWhenUsed/>
+  </w:style>
+  <w:style w:type="table" w:customStyle="1" w:styleId="TableNormal0">
+    <w:name w:val="TableNormal"/>
+    <w:tblPr>
+      <w:tblCellMar>
+        <w:top w:w="100" w:type="dxa"/>
+        <w:left w:w="100" w:type="dxa"/>
+        <w:bottom w:w="100" w:type="dxa"/>
+        <w:right w:w="100" w:type="dxa"/>
+      </w:tblCellMar>
+    </w:tblPr>
   </w:style>
   <w:style w:type="paragraph" w:styleId="Title">
     <w:name w:val="Title"/>
     <w:basedOn w:val="Normal"/>
     <w:next w:val="Normal"/>
+    <w:uiPriority w:val="10"/>
+    <w:qFormat/>
     <w:pPr>
-      <w:keepNext w:val="1"/>
-      <w:keepLines w:val="1"/>
-      <w:pageBreakBefore w:val="0"/>
-      <w:spacing w:after="60" w:before="0" w:lineRule="auto"/>
+      <w:keepNext/>
+      <w:keepLines/>
+      <w:spacing w:after="60"/>
     </w:pPr>
     <w:rPr>
       <w:sz w:val="52"/>
@@ -495,16 +875,14 @@
     <w:name w:val="Subtitle"/>
     <w:basedOn w:val="Normal"/>
     <w:next w:val="Normal"/>
+    <w:uiPriority w:val="11"/>
+    <w:qFormat/>
     <w:pPr>
-      <w:keepNext w:val="1"/>
-      <w:keepLines w:val="1"/>
-      <w:pageBreakBefore w:val="0"/>
-      <w:spacing w:after="320" w:before="0" w:lineRule="auto"/>
+      <w:keepNext/>
+      <w:keepLines/>
+      <w:spacing w:after="320"/>
     </w:pPr>
     <w:rPr>
-      <w:rFonts w:ascii="Arial" w:cs="Arial" w:eastAsia="Arial" w:hAnsi="Arial"/>
-      <w:i w:val="0"/>
-      <w:iCs w:val="0"/>
       <w:color w:val="666666"/>
       <w:sz w:val="30"/>
       <w:szCs w:val="30"/>
